--- a/exports/AIDEN_西电产学研课题介绍.docx
+++ b/exports/AIDEN_西电产学研课题介绍.docx
@@ -158,7 +158,7 @@
           <w:b w:val="0"/>
           <w:sz w:val="22"/>
         </w:rPr>
-        <w:t>本文是完整课题说明。若只需课堂上讲 15 分钟，请用配套 PPT；若要收志愿，请用配套 Excel；若要发学生群，请用《微信群发布稿》。</w:t>
+        <w:t>本文是完整课题说明。若只需课堂上讲 15 分钟，请用配套 PPT；若要收志愿，请用配套 Excel；若要发学生群，请用发群一页稿（Markdown）。</w:t>
       </w:r>
     </w:p>
     <w:p>
@@ -6889,7 +6889,7 @@
           <w:color w:val="1A2B2E"/>
           <w:sz w:val="22"/>
         </w:rPr>
-        <w:t>学生群：粘贴《微信群发布稿》，附 Excel 选题表。</w:t>
+        <w:t>学生群：粘贴发群一页稿（Markdown / 纯文本），附 Excel 选题表。</w:t>
       </w:r>
     </w:p>
     <w:p>
@@ -6934,7 +6934,7 @@
           <w:color w:val="1A2B2E"/>
           <w:sz w:val="22"/>
         </w:rPr>
-        <w:t>浏览器预览：打开 HTML 一页总览。</w:t>
+        <w:t>学生群：粘贴发群一页稿（Markdown / 纯文本）。</w:t>
       </w:r>
     </w:p>
     <w:p>
